--- a/sprachmodelle/Steckbriefe/Word_Dokumente/C_Textzusammenfassung_huggingface.docx
+++ b/sprachmodelle/Steckbriefe/Word_Dokumente/C_Textzusammenfassung_huggingface.docx
@@ -179,7 +179,34 @@
             <w:sz w:val="32"/>
             <w:szCs w:val="32"/>
           </w:rPr>
-          <w:t>summerization.ipynb</w:t>
+          <w:t>sum</w:t>
+        </w:r>
+        <w:r>
+          <w:rPr>
+            <w:rStyle w:val="Hyperlink"/>
+            <w:rFonts w:ascii="Calibri" w:hAnsi="Calibri" w:cs="Calibri"/>
+            <w:sz w:val="32"/>
+            <w:szCs w:val="32"/>
+          </w:rPr>
+          <w:t>m</w:t>
+        </w:r>
+        <w:r>
+          <w:rPr>
+            <w:rStyle w:val="Hyperlink"/>
+            <w:rFonts w:ascii="Calibri" w:hAnsi="Calibri" w:cs="Calibri"/>
+            <w:sz w:val="32"/>
+            <w:szCs w:val="32"/>
+          </w:rPr>
+          <w:t>e</w:t>
+        </w:r>
+        <w:r>
+          <w:rPr>
+            <w:rStyle w:val="Hyperlink"/>
+            <w:rFonts w:ascii="Calibri" w:hAnsi="Calibri" w:cs="Calibri"/>
+            <w:sz w:val="32"/>
+            <w:szCs w:val="32"/>
+          </w:rPr>
+          <w:t>rization.ipynb</w:t>
         </w:r>
         <w:proofErr w:type="spellEnd"/>
         <w:proofErr w:type="gramEnd"/>
@@ -461,62 +488,6 @@
         </w:rPr>
         <w:br/>
       </w:r>
-    </w:p>
-    <w:p>
-      <w:pPr>
-        <w:pStyle w:val="Listenabsatz"/>
-        <w:numPr>
-          <w:ilvl w:val="0"/>
-          <w:numId w:val="5"/>
-        </w:numPr>
-        <w:spacing w:line="256" w:lineRule="auto"/>
-        <w:rPr>
-          <w:rFonts w:ascii="Calibri" w:hAnsi="Calibri" w:cs="Calibri"/>
-          <w:color w:val="EE0000"/>
-          <w:sz w:val="24"/>
-          <w:szCs w:val="24"/>
-        </w:rPr>
-      </w:pPr>
-      <w:r>
-        <w:rPr>
-          <w:rFonts w:ascii="Calibri" w:hAnsi="Calibri" w:cs="Calibri"/>
-          <w:color w:val="EE0000"/>
-          <w:sz w:val="24"/>
-          <w:szCs w:val="24"/>
-        </w:rPr>
-        <w:t xml:space="preserve">Das Notebook funktioniert über </w:t>
-      </w:r>
-      <w:r>
-        <w:rPr>
-          <w:rFonts w:ascii="Calibri" w:hAnsi="Calibri" w:cs="Calibri"/>
-          <w:b/>
-          <w:bCs/>
-          <w:color w:val="EE0000"/>
-          <w:sz w:val="24"/>
-          <w:szCs w:val="24"/>
-        </w:rPr>
-        <w:t>myBinder.org</w:t>
-      </w:r>
-      <w:r>
-        <w:rPr>
-          <w:rFonts w:ascii="Calibri" w:hAnsi="Calibri" w:cs="Calibri"/>
-          <w:color w:val="EE0000"/>
-          <w:sz w:val="24"/>
-          <w:szCs w:val="24"/>
-        </w:rPr>
-        <w:t xml:space="preserve"> nicht!</w:t>
-      </w:r>
-    </w:p>
-    <w:p>
-      <w:pPr>
-        <w:pStyle w:val="Listenabsatz"/>
-        <w:rPr>
-          <w:rFonts w:ascii="Calibri" w:hAnsi="Calibri" w:cs="Calibri"/>
-          <w:sz w:val="24"/>
-          <w:szCs w:val="24"/>
-          <w:highlight w:val="yellow"/>
-        </w:rPr>
-      </w:pPr>
     </w:p>
     <w:p>
       <w:pPr>
@@ -1597,15 +1568,6 @@
   </w:num>
   <w:num w:numId="6" w16cid:durableId="1210532734">
     <w:abstractNumId w:val="2"/>
-    <w:lvlOverride w:ilvl="0"/>
-    <w:lvlOverride w:ilvl="1"/>
-    <w:lvlOverride w:ilvl="2"/>
-    <w:lvlOverride w:ilvl="3"/>
-    <w:lvlOverride w:ilvl="4"/>
-    <w:lvlOverride w:ilvl="5"/>
-    <w:lvlOverride w:ilvl="6"/>
-    <w:lvlOverride w:ilvl="7"/>
-    <w:lvlOverride w:ilvl="8"/>
   </w:num>
 </w:numbering>
 </file>

--- a/sprachmodelle/Steckbriefe/Word_Dokumente/C_Textzusammenfassung_huggingface.docx
+++ b/sprachmodelle/Steckbriefe/Word_Dokumente/C_Textzusammenfassung_huggingface.docx
@@ -169,17 +169,7 @@
             <w:sz w:val="32"/>
             <w:szCs w:val="32"/>
           </w:rPr>
-          <w:t>huggingface_</w:t>
-        </w:r>
-        <w:proofErr w:type="gramStart"/>
-        <w:r>
-          <w:rPr>
-            <w:rStyle w:val="Hyperlink"/>
-            <w:rFonts w:ascii="Calibri" w:hAnsi="Calibri" w:cs="Calibri"/>
-            <w:sz w:val="32"/>
-            <w:szCs w:val="32"/>
-          </w:rPr>
-          <w:t>sum</w:t>
+          <w:t>huggingfa</w:t>
         </w:r>
         <w:r>
           <w:rPr>
@@ -188,7 +178,7 @@
             <w:sz w:val="32"/>
             <w:szCs w:val="32"/>
           </w:rPr>
-          <w:t>m</w:t>
+          <w:t>c</w:t>
         </w:r>
         <w:r>
           <w:rPr>
@@ -197,19 +187,9 @@
             <w:sz w:val="32"/>
             <w:szCs w:val="32"/>
           </w:rPr>
-          <w:t>e</w:t>
-        </w:r>
-        <w:r>
-          <w:rPr>
-            <w:rStyle w:val="Hyperlink"/>
-            <w:rFonts w:ascii="Calibri" w:hAnsi="Calibri" w:cs="Calibri"/>
-            <w:sz w:val="32"/>
-            <w:szCs w:val="32"/>
-          </w:rPr>
-          <w:t>rization.ipynb</w:t>
+          <w:t>e_summerization.ipynb</w:t>
         </w:r>
         <w:proofErr w:type="spellEnd"/>
-        <w:proofErr w:type="gramEnd"/>
       </w:hyperlink>
     </w:p>
     <w:p>
@@ -331,100 +311,6 @@
           <w:sz w:val="24"/>
           <w:szCs w:val="24"/>
         </w:rPr>
-        <w:t>Bei erstmaliger Nutzung des Notebooks m</w:t>
-      </w:r>
-      <w:r>
-        <w:rPr>
-          <w:rFonts w:ascii="Calibri" w:hAnsi="Calibri" w:cs="Calibri"/>
-          <w:sz w:val="24"/>
-          <w:szCs w:val="24"/>
-        </w:rPr>
-        <w:t>ü</w:t>
-      </w:r>
-      <w:r>
-        <w:rPr>
-          <w:rFonts w:ascii="Calibri" w:hAnsi="Calibri" w:cs="Calibri"/>
-          <w:sz w:val="24"/>
-          <w:szCs w:val="24"/>
-        </w:rPr>
-        <w:t>ss</w:t>
-      </w:r>
-      <w:r>
-        <w:rPr>
-          <w:rFonts w:ascii="Calibri" w:hAnsi="Calibri" w:cs="Calibri"/>
-          <w:sz w:val="24"/>
-          <w:szCs w:val="24"/>
-        </w:rPr>
-        <w:t>en</w:t>
-      </w:r>
-      <w:r>
-        <w:rPr>
-          <w:rFonts w:ascii="Calibri" w:hAnsi="Calibri" w:cs="Calibri"/>
-          <w:sz w:val="24"/>
-          <w:szCs w:val="24"/>
-        </w:rPr>
-        <w:t xml:space="preserve"> die erste</w:t>
-      </w:r>
-      <w:r>
-        <w:rPr>
-          <w:rFonts w:ascii="Calibri" w:hAnsi="Calibri" w:cs="Calibri"/>
-          <w:sz w:val="24"/>
-          <w:szCs w:val="24"/>
-        </w:rPr>
-        <w:t>n beiden</w:t>
-      </w:r>
-      <w:r>
-        <w:rPr>
-          <w:rFonts w:ascii="Calibri" w:hAnsi="Calibri" w:cs="Calibri"/>
-          <w:sz w:val="24"/>
-          <w:szCs w:val="24"/>
-        </w:rPr>
-        <w:t xml:space="preserve"> </w:t>
-      </w:r>
-      <w:r>
-        <w:rPr>
-          <w:rFonts w:ascii="Calibri" w:hAnsi="Calibri" w:cs="Calibri"/>
-          <w:sz w:val="24"/>
-          <w:szCs w:val="24"/>
-        </w:rPr>
-        <w:t>Zelle</w:t>
-      </w:r>
-      <w:r>
-        <w:rPr>
-          <w:rFonts w:ascii="Calibri" w:hAnsi="Calibri" w:cs="Calibri"/>
-          <w:sz w:val="24"/>
-          <w:szCs w:val="24"/>
-        </w:rPr>
-        <w:t>n</w:t>
-      </w:r>
-      <w:r>
-        <w:rPr>
-          <w:rFonts w:ascii="Calibri" w:hAnsi="Calibri" w:cs="Calibri"/>
-          <w:sz w:val="24"/>
-          <w:szCs w:val="24"/>
-        </w:rPr>
-        <w:t xml:space="preserve"> ausgeführt werden.</w:t>
-      </w:r>
-    </w:p>
-    <w:p>
-      <w:pPr>
-        <w:pStyle w:val="Listenabsatz"/>
-        <w:numPr>
-          <w:ilvl w:val="0"/>
-          <w:numId w:val="5"/>
-        </w:numPr>
-        <w:rPr>
-          <w:rFonts w:ascii="Calibri" w:hAnsi="Calibri" w:cs="Calibri"/>
-          <w:sz w:val="24"/>
-          <w:szCs w:val="24"/>
-        </w:rPr>
-      </w:pPr>
-      <w:r>
-        <w:rPr>
-          <w:rFonts w:ascii="Calibri" w:hAnsi="Calibri" w:cs="Calibri"/>
-          <w:sz w:val="24"/>
-          <w:szCs w:val="24"/>
-        </w:rPr>
         <w:t>Informationen zur Programmierung:</w:t>
       </w:r>
       <w:r>
@@ -448,13 +334,6 @@
           <w:t>https://huggingface.co/learn/llm-course/chapter1/3#summarization</w:t>
         </w:r>
       </w:hyperlink>
-      <w:r>
-        <w:rPr>
-          <w:b/>
-          <w:bCs/>
-        </w:rPr>
-        <w:br/>
-      </w:r>
     </w:p>
     <w:p>
       <w:pPr>
@@ -467,95 +346,8 @@
           <w:rFonts w:ascii="Calibri" w:hAnsi="Calibri" w:cs="Calibri"/>
           <w:sz w:val="24"/>
           <w:szCs w:val="24"/>
-          <w:highlight w:val="yellow"/>
-        </w:rPr>
-      </w:pPr>
-      <w:r>
-        <w:rPr>
-          <w:rFonts w:ascii="Calibri" w:hAnsi="Calibri" w:cs="Calibri"/>
-          <w:sz w:val="24"/>
-          <w:szCs w:val="24"/>
-          <w:highlight w:val="yellow"/>
-        </w:rPr>
-        <w:t>Noch im Entwurfsstadium!</w:t>
-      </w:r>
-      <w:r>
-        <w:rPr>
-          <w:rFonts w:ascii="Calibri" w:hAnsi="Calibri" w:cs="Calibri"/>
-          <w:sz w:val="24"/>
-          <w:szCs w:val="24"/>
-          <w:highlight w:val="yellow"/>
-        </w:rPr>
-        <w:br/>
-      </w:r>
-    </w:p>
-    <w:p>
-      <w:pPr>
-        <w:pStyle w:val="Listenabsatz"/>
-        <w:rPr>
-          <w:rFonts w:ascii="Calibri" w:hAnsi="Calibri" w:cs="Calibri"/>
-          <w:sz w:val="24"/>
-          <w:szCs w:val="24"/>
-        </w:rPr>
-      </w:pPr>
-    </w:p>
-    <w:p>
-      <w:pPr>
-        <w:pStyle w:val="Listenabsatz"/>
-        <w:rPr>
-          <w:rFonts w:ascii="Calibri" w:hAnsi="Calibri" w:cs="Calibri"/>
-          <w:sz w:val="24"/>
-          <w:szCs w:val="24"/>
-        </w:rPr>
-      </w:pPr>
-    </w:p>
-    <w:p>
-      <w:pPr>
-        <w:rPr>
-          <w:rFonts w:ascii="Calibri" w:hAnsi="Calibri" w:cs="Calibri"/>
-          <w:sz w:val="32"/>
-          <w:szCs w:val="32"/>
-          <w:u w:val="single"/>
-        </w:rPr>
-      </w:pPr>
-    </w:p>
-    <w:p>
-      <w:pPr>
-        <w:rPr>
-          <w:rFonts w:ascii="Calibri" w:hAnsi="Calibri" w:cs="Calibri"/>
-          <w:sz w:val="32"/>
-          <w:szCs w:val="32"/>
-          <w:u w:val="single"/>
-        </w:rPr>
-      </w:pPr>
-      <w:r>
-        <w:rPr>
-          <w:rFonts w:ascii="Calibri" w:hAnsi="Calibri" w:cs="Calibri"/>
-          <w:sz w:val="32"/>
-          <w:szCs w:val="32"/>
-          <w:u w:val="single"/>
-        </w:rPr>
-        <w:t>Arbeitsaufträge</w:t>
-      </w:r>
-    </w:p>
-    <w:p>
-      <w:pPr>
-        <w:rPr>
-          <w:rFonts w:ascii="Courier New" w:hAnsi="Courier New" w:cs="Courier New"/>
-          <w:b/>
-          <w:bCs/>
-          <w:sz w:val="20"/>
-          <w:szCs w:val="20"/>
-        </w:rPr>
-      </w:pPr>
-      <w:r>
-        <w:rPr>
-          <w:rFonts w:ascii="Calibri" w:hAnsi="Calibri" w:cs="Calibri"/>
-          <w:sz w:val="24"/>
-          <w:szCs w:val="24"/>
-        </w:rPr>
-        <w:t xml:space="preserve">Probieren Sie weitere Sprachmodelle aus: </w:t>
-      </w:r>
+        </w:rPr>
+      </w:pPr>
       <w:hyperlink r:id="rId10" w:history="1">
         <w:r>
           <w:rPr>
